--- a/To-Do.docx
+++ b/To-Do.docx
@@ -63,6 +63,12 @@
         </w:rPr>
         <w:t>table</w:t>
       </w:r>
+      <w:r>
+        <w:rPr>
+          <w:lang w:val="en-US"/>
+        </w:rPr>
+        <w:t xml:space="preserve"> for wins </w:t>
+      </w:r>
     </w:p>
     <w:p>
       <w:pPr>
@@ -191,7 +197,7 @@
         <w:rPr>
           <w:lang w:val="en-US"/>
         </w:rPr>
-        <w:t>Add items and followers</w:t>
+        <w:t>Item images</w:t>
       </w:r>
     </w:p>
     <w:p>
@@ -324,6 +330,24 @@
     </w:p>
     <w:p>
       <w:pPr>
+        <w:pStyle w:val="Listenabsatz"/>
+        <w:numPr>
+          <w:ilvl w:val="1"/>
+          <w:numId w:val="1"/>
+        </w:numPr>
+        <w:rPr>
+          <w:lang w:val="en-US"/>
+        </w:rPr>
+      </w:pPr>
+      <w:r>
+        <w:rPr>
+          <w:lang w:val="en-US"/>
+        </w:rPr>
+        <w:t>Images</w:t>
+      </w:r>
+    </w:p>
+    <w:p>
+      <w:pPr>
         <w:ind w:firstLine="0"/>
         <w:rPr>
           <w:lang w:val="en-US"/>
@@ -461,7 +485,7 @@
         <w:rPr>
           <w:lang w:val="en-US"/>
         </w:rPr>
-        <w:t>Followers</w:t>
+        <w:t>GUI</w:t>
       </w:r>
     </w:p>
     <w:p>
@@ -479,7 +503,7 @@
         <w:rPr>
           <w:lang w:val="en-US"/>
         </w:rPr>
-        <w:t xml:space="preserve">Better follower images </w:t>
+        <w:t>Change Title screen</w:t>
       </w:r>
     </w:p>
     <w:p>
@@ -497,25 +521,7 @@
         <w:rPr>
           <w:lang w:val="en-US"/>
         </w:rPr>
-        <w:t>Add followers</w:t>
-      </w:r>
-    </w:p>
-    <w:p>
-      <w:pPr>
-        <w:pStyle w:val="Listenabsatz"/>
-        <w:numPr>
-          <w:ilvl w:val="0"/>
-          <w:numId w:val="1"/>
-        </w:numPr>
-        <w:rPr>
-          <w:lang w:val="en-US"/>
-        </w:rPr>
-      </w:pPr>
-      <w:r>
-        <w:rPr>
-          <w:lang w:val="en-US"/>
-        </w:rPr>
-        <w:t>GUI</w:t>
+        <w:t>Add title screen background and app icon</w:t>
       </w:r>
     </w:p>
     <w:p>
@@ -533,7 +539,7 @@
         <w:rPr>
           <w:lang w:val="en-US"/>
         </w:rPr>
-        <w:t>Change Title screen</w:t>
+        <w:t xml:space="preserve">Change escape menu look </w:t>
       </w:r>
     </w:p>
     <w:p>
@@ -551,7 +557,7 @@
         <w:rPr>
           <w:lang w:val="en-US"/>
         </w:rPr>
-        <w:t>Add title screen background and app icon</w:t>
+        <w:t xml:space="preserve">Change font </w:t>
       </w:r>
     </w:p>
     <w:p>
@@ -569,98 +575,32 @@
         <w:rPr>
           <w:lang w:val="en-US"/>
         </w:rPr>
-        <w:t xml:space="preserve">Change escape menu look </w:t>
-      </w:r>
-    </w:p>
-    <w:p>
-      <w:pPr>
-        <w:pStyle w:val="Listenabsatz"/>
-        <w:numPr>
-          <w:ilvl w:val="1"/>
-          <w:numId w:val="1"/>
-        </w:numPr>
-        <w:rPr>
-          <w:lang w:val="en-US"/>
-        </w:rPr>
-      </w:pPr>
-      <w:r>
-        <w:rPr>
-          <w:lang w:val="en-US"/>
-        </w:rPr>
-        <w:t xml:space="preserve">Change font </w:t>
-      </w:r>
-    </w:p>
-    <w:p>
-      <w:pPr>
-        <w:pStyle w:val="Listenabsatz"/>
-        <w:numPr>
-          <w:ilvl w:val="1"/>
-          <w:numId w:val="1"/>
-        </w:numPr>
-        <w:rPr>
-          <w:lang w:val="en-US"/>
-        </w:rPr>
-      </w:pPr>
-      <w:r>
-        <w:rPr>
-          <w:lang w:val="en-US"/>
-        </w:rPr>
         <w:t xml:space="preserve">Change textbox and menu </w:t>
       </w:r>
     </w:p>
     <w:p>
       <w:pPr>
-        <w:pStyle w:val="Listenabsatz"/>
-        <w:numPr>
-          <w:ilvl w:val="0"/>
-          <w:numId w:val="1"/>
-        </w:numPr>
-        <w:rPr>
-          <w:lang w:val="en-US"/>
-        </w:rPr>
-      </w:pPr>
-      <w:r>
-        <w:rPr>
-          <w:lang w:val="en-US"/>
-        </w:rPr>
-        <w:t>Items</w:t>
-      </w:r>
-    </w:p>
-    <w:p>
-      <w:pPr>
-        <w:pStyle w:val="Listenabsatz"/>
-        <w:numPr>
-          <w:ilvl w:val="1"/>
-          <w:numId w:val="1"/>
-        </w:numPr>
-        <w:rPr>
-          <w:lang w:val="en-US"/>
-        </w:rPr>
-      </w:pPr>
-      <w:r>
-        <w:rPr>
-          <w:lang w:val="en-US"/>
-        </w:rPr>
-        <w:t xml:space="preserve">Add stats to items </w:t>
-      </w:r>
-    </w:p>
-    <w:p>
-      <w:pPr>
-        <w:pStyle w:val="Listenabsatz"/>
-        <w:numPr>
-          <w:ilvl w:val="1"/>
-          <w:numId w:val="1"/>
-        </w:numPr>
-        <w:rPr>
-          <w:lang w:val="en-US"/>
-        </w:rPr>
-      </w:pPr>
-      <w:r>
-        <w:rPr>
-          <w:lang w:val="en-US"/>
-        </w:rPr>
-        <w:t xml:space="preserve">Add items </w:t>
-      </w:r>
+        <w:ind w:firstLine="0"/>
+        <w:rPr>
+          <w:lang w:val="en-US"/>
+        </w:rPr>
+      </w:pPr>
+    </w:p>
+    <w:p>
+      <w:pPr>
+        <w:ind w:firstLine="0"/>
+        <w:rPr>
+          <w:lang w:val="en-US"/>
+        </w:rPr>
+      </w:pPr>
+    </w:p>
+    <w:p>
+      <w:pPr>
+        <w:ind w:firstLine="0"/>
+        <w:rPr>
+          <w:lang w:val="en-US"/>
+        </w:rPr>
+      </w:pPr>
     </w:p>
     <w:p>
       <w:pPr>
@@ -752,7 +692,25 @@
         <w:rPr>
           <w:lang w:val="en-US"/>
         </w:rPr>
-        <w:t>Gaining stats from interactions and decisions</w:t>
+        <w:t>Gambling</w:t>
+      </w:r>
+    </w:p>
+    <w:p>
+      <w:pPr>
+        <w:pStyle w:val="Listenabsatz"/>
+        <w:numPr>
+          <w:ilvl w:val="1"/>
+          <w:numId w:val="1"/>
+        </w:numPr>
+        <w:rPr>
+          <w:lang w:val="en-US"/>
+        </w:rPr>
+      </w:pPr>
+      <w:r>
+        <w:rPr>
+          <w:lang w:val="en-US"/>
+        </w:rPr>
+        <w:t>Casino</w:t>
       </w:r>
     </w:p>
     <w:p>
@@ -770,7 +728,7 @@
         <w:rPr>
           <w:lang w:val="en-US"/>
         </w:rPr>
-        <w:t>Gambling</w:t>
+        <w:t>Better quest system</w:t>
       </w:r>
     </w:p>
     <w:p>
@@ -788,7 +746,65 @@
         <w:rPr>
           <w:lang w:val="en-US"/>
         </w:rPr>
-        <w:t>Casino</w:t>
+        <w:t>Add quest rewards</w:t>
+      </w:r>
+    </w:p>
+    <w:p>
+      <w:pPr>
+        <w:pStyle w:val="Listenabsatz"/>
+        <w:numPr>
+          <w:ilvl w:val="1"/>
+          <w:numId w:val="1"/>
+        </w:numPr>
+        <w:rPr>
+          <w:lang w:val="en-US"/>
+        </w:rPr>
+      </w:pPr>
+      <w:r>
+        <w:rPr>
+          <w:lang w:val="en-US"/>
+        </w:rPr>
+        <w:t>Add quest goal</w:t>
+      </w:r>
+    </w:p>
+    <w:p>
+      <w:pPr>
+        <w:pStyle w:val="Listenabsatz"/>
+        <w:numPr>
+          <w:ilvl w:val="1"/>
+          <w:numId w:val="1"/>
+        </w:numPr>
+        <w:rPr>
+          <w:lang w:val="en-US"/>
+        </w:rPr>
+      </w:pPr>
+      <w:r>
+        <w:rPr>
+          <w:lang w:val="en-US"/>
+        </w:rPr>
+        <w:t>Automatic completion</w:t>
+      </w:r>
+    </w:p>
+    <w:p>
+      <w:pPr>
+        <w:ind w:firstLine="0"/>
+        <w:rPr>
+          <w:lang w:val="en-US"/>
+        </w:rPr>
+      </w:pPr>
+    </w:p>
+    <w:p>
+      <w:pPr>
+        <w:ind w:firstLine="0"/>
+        <w:rPr>
+          <w:lang w:val="en-US"/>
+        </w:rPr>
+      </w:pPr>
+      <w:r>
+        <w:rPr>
+          <w:lang w:val="en-US"/>
+        </w:rPr>
+        <w:t>Other</w:t>
       </w:r>
     </w:p>
     <w:p>
@@ -806,75 +822,229 @@
         <w:rPr>
           <w:lang w:val="en-US"/>
         </w:rPr>
-        <w:t>Better quest system</w:t>
-      </w:r>
-    </w:p>
-    <w:p>
-      <w:pPr>
-        <w:pStyle w:val="Listenabsatz"/>
-        <w:numPr>
-          <w:ilvl w:val="1"/>
-          <w:numId w:val="1"/>
-        </w:numPr>
-        <w:rPr>
-          <w:lang w:val="en-US"/>
-        </w:rPr>
-      </w:pPr>
-      <w:r>
-        <w:rPr>
-          <w:lang w:val="en-US"/>
-        </w:rPr>
-        <w:t>Add quest rewards</w:t>
-      </w:r>
-    </w:p>
-    <w:p>
-      <w:pPr>
-        <w:pStyle w:val="Listenabsatz"/>
-        <w:numPr>
-          <w:ilvl w:val="1"/>
-          <w:numId w:val="1"/>
-        </w:numPr>
-        <w:rPr>
-          <w:lang w:val="en-US"/>
-        </w:rPr>
-      </w:pPr>
-      <w:r>
-        <w:rPr>
-          <w:lang w:val="en-US"/>
-        </w:rPr>
-        <w:t>Add quest goal</w:t>
-      </w:r>
-    </w:p>
-    <w:p>
-      <w:pPr>
-        <w:pStyle w:val="Listenabsatz"/>
-        <w:numPr>
-          <w:ilvl w:val="1"/>
-          <w:numId w:val="1"/>
-        </w:numPr>
-        <w:rPr>
-          <w:lang w:val="en-US"/>
-        </w:rPr>
-      </w:pPr>
-      <w:r>
-        <w:rPr>
-          <w:lang w:val="en-US"/>
-        </w:rPr>
-        <w:t>Automatic completion</w:t>
-      </w:r>
-    </w:p>
-    <w:p>
-      <w:pPr>
-        <w:ind w:firstLine="0"/>
-        <w:rPr>
-          <w:lang w:val="en-US"/>
-        </w:rPr>
-      </w:pPr>
-      <w:r>
-        <w:rPr>
-          <w:lang w:val="en-US"/>
-        </w:rPr>
-        <w:t>Other</w:t>
+        <w:t>Save git in different directory</w:t>
+      </w:r>
+    </w:p>
+    <w:p>
+      <w:pPr>
+        <w:ind w:firstLine="0"/>
+        <w:rPr>
+          <w:lang w:val="en-US"/>
+        </w:rPr>
+      </w:pPr>
+    </w:p>
+    <w:p>
+      <w:pPr>
+        <w:ind w:firstLine="0"/>
+        <w:rPr>
+          <w:lang w:val="en-US"/>
+        </w:rPr>
+      </w:pPr>
+    </w:p>
+    <w:p>
+      <w:pPr>
+        <w:ind w:firstLine="0"/>
+        <w:rPr>
+          <w:lang w:val="en-US"/>
+        </w:rPr>
+      </w:pPr>
+    </w:p>
+    <w:p>
+      <w:pPr>
+        <w:ind w:firstLine="0"/>
+        <w:rPr>
+          <w:lang w:val="en-US"/>
+        </w:rPr>
+      </w:pPr>
+    </w:p>
+    <w:p>
+      <w:pPr>
+        <w:ind w:firstLine="0"/>
+        <w:rPr>
+          <w:lang w:val="en-US"/>
+        </w:rPr>
+      </w:pPr>
+    </w:p>
+    <w:p>
+      <w:pPr>
+        <w:ind w:firstLine="0"/>
+        <w:rPr>
+          <w:lang w:val="en-US"/>
+        </w:rPr>
+      </w:pPr>
+    </w:p>
+    <w:p>
+      <w:pPr>
+        <w:ind w:firstLine="0"/>
+        <w:rPr>
+          <w:lang w:val="en-US"/>
+        </w:rPr>
+      </w:pPr>
+    </w:p>
+    <w:p>
+      <w:pPr>
+        <w:ind w:firstLine="0"/>
+        <w:rPr>
+          <w:lang w:val="en-US"/>
+        </w:rPr>
+      </w:pPr>
+    </w:p>
+    <w:p>
+      <w:pPr>
+        <w:ind w:firstLine="0"/>
+        <w:rPr>
+          <w:lang w:val="en-US"/>
+        </w:rPr>
+      </w:pPr>
+    </w:p>
+    <w:p>
+      <w:pPr>
+        <w:ind w:firstLine="0"/>
+        <w:rPr>
+          <w:lang w:val="en-US"/>
+        </w:rPr>
+      </w:pPr>
+    </w:p>
+    <w:p>
+      <w:pPr>
+        <w:ind w:firstLine="0"/>
+        <w:rPr>
+          <w:lang w:val="en-US"/>
+        </w:rPr>
+      </w:pPr>
+    </w:p>
+    <w:p>
+      <w:pPr>
+        <w:ind w:firstLine="0"/>
+        <w:rPr>
+          <w:lang w:val="en-US"/>
+        </w:rPr>
+      </w:pPr>
+    </w:p>
+    <w:p>
+      <w:pPr>
+        <w:ind w:firstLine="0"/>
+        <w:rPr>
+          <w:lang w:val="en-US"/>
+        </w:rPr>
+      </w:pPr>
+    </w:p>
+    <w:p>
+      <w:pPr>
+        <w:ind w:firstLine="0"/>
+        <w:rPr>
+          <w:lang w:val="en-US"/>
+        </w:rPr>
+      </w:pPr>
+    </w:p>
+    <w:p>
+      <w:pPr>
+        <w:ind w:firstLine="0"/>
+        <w:rPr>
+          <w:lang w:val="en-US"/>
+        </w:rPr>
+      </w:pPr>
+    </w:p>
+    <w:p>
+      <w:pPr>
+        <w:ind w:firstLine="0"/>
+        <w:rPr>
+          <w:lang w:val="en-US"/>
+        </w:rPr>
+      </w:pPr>
+    </w:p>
+    <w:p>
+      <w:pPr>
+        <w:ind w:firstLine="0"/>
+        <w:rPr>
+          <w:lang w:val="en-US"/>
+        </w:rPr>
+      </w:pPr>
+    </w:p>
+    <w:p>
+      <w:pPr>
+        <w:ind w:firstLine="0"/>
+        <w:rPr>
+          <w:lang w:val="en-US"/>
+        </w:rPr>
+      </w:pPr>
+    </w:p>
+    <w:p>
+      <w:pPr>
+        <w:ind w:firstLine="0"/>
+        <w:rPr>
+          <w:lang w:val="en-US"/>
+        </w:rPr>
+      </w:pPr>
+      <w:proofErr w:type="spellStart"/>
+      <w:r>
+        <w:rPr>
+          <w:lang w:val="en-US"/>
+        </w:rPr>
+        <w:t>Lootbox</w:t>
+      </w:r>
+      <w:proofErr w:type="spellEnd"/>
+      <w:r>
+        <w:rPr>
+          <w:lang w:val="en-US"/>
+        </w:rPr>
+        <w:t>-Boxes: 250x200</w:t>
+      </w:r>
+    </w:p>
+    <w:p>
+      <w:pPr>
+        <w:ind w:firstLine="0"/>
+        <w:rPr>
+          <w:lang w:val="en-US"/>
+        </w:rPr>
+      </w:pPr>
+      <w:r>
+        <w:rPr>
+          <w:lang w:val="en-US"/>
+        </w:rPr>
+        <w:t>Items: 200x200</w:t>
+      </w:r>
+    </w:p>
+    <w:p>
+      <w:pPr>
+        <w:ind w:firstLine="0"/>
+        <w:rPr>
+          <w:lang w:val="en-US"/>
+        </w:rPr>
+      </w:pPr>
+      <w:r>
+        <w:rPr>
+          <w:lang w:val="en-US"/>
+        </w:rPr>
+        <w:t>GUI: 150x150</w:t>
+      </w:r>
+    </w:p>
+    <w:p>
+      <w:pPr>
+        <w:ind w:firstLine="0"/>
+        <w:rPr>
+          <w:lang w:val="en-US"/>
+        </w:rPr>
+      </w:pPr>
+      <w:r>
+        <w:rPr>
+          <w:lang w:val="en-US"/>
+        </w:rPr>
+        <w:t>Characters-Background: 1080x700</w:t>
+      </w:r>
+    </w:p>
+    <w:p>
+      <w:pPr>
+        <w:ind w:firstLine="0"/>
+        <w:rPr>
+          <w:lang w:val="en-US"/>
+        </w:rPr>
+      </w:pPr>
+      <w:r>
+        <w:rPr>
+          <w:lang w:val="en-US"/>
+        </w:rPr>
+        <w:t>Follower logbook</w:t>
       </w:r>
     </w:p>
     <w:p>
@@ -892,166 +1062,7 @@
         <w:rPr>
           <w:lang w:val="en-US"/>
         </w:rPr>
-        <w:t>Save git in different directory</w:t>
-      </w:r>
-    </w:p>
-    <w:p>
-      <w:pPr>
-        <w:ind w:firstLine="0"/>
-        <w:rPr>
-          <w:lang w:val="en-US"/>
-        </w:rPr>
-      </w:pPr>
-    </w:p>
-    <w:p>
-      <w:pPr>
-        <w:ind w:firstLine="0"/>
-        <w:rPr>
-          <w:lang w:val="en-US"/>
-        </w:rPr>
-      </w:pPr>
-    </w:p>
-    <w:p>
-      <w:pPr>
-        <w:ind w:firstLine="0"/>
-        <w:rPr>
-          <w:lang w:val="en-US"/>
-        </w:rPr>
-      </w:pPr>
-    </w:p>
-    <w:p>
-      <w:pPr>
-        <w:ind w:firstLine="0"/>
-        <w:rPr>
-          <w:lang w:val="en-US"/>
-        </w:rPr>
-      </w:pPr>
-    </w:p>
-    <w:p>
-      <w:pPr>
-        <w:ind w:firstLine="0"/>
-        <w:rPr>
-          <w:lang w:val="en-US"/>
-        </w:rPr>
-      </w:pPr>
-    </w:p>
-    <w:p>
-      <w:pPr>
-        <w:ind w:firstLine="0"/>
-        <w:rPr>
-          <w:lang w:val="en-US"/>
-        </w:rPr>
-      </w:pPr>
-    </w:p>
-    <w:p>
-      <w:pPr>
-        <w:ind w:firstLine="0"/>
-        <w:rPr>
-          <w:lang w:val="en-US"/>
-        </w:rPr>
-      </w:pPr>
-    </w:p>
-    <w:p>
-      <w:pPr>
-        <w:ind w:firstLine="0"/>
-        <w:rPr>
-          <w:lang w:val="en-US"/>
-        </w:rPr>
-      </w:pPr>
-    </w:p>
-    <w:p>
-      <w:pPr>
-        <w:ind w:firstLine="0"/>
-        <w:rPr>
-          <w:lang w:val="en-US"/>
-        </w:rPr>
-      </w:pPr>
-    </w:p>
-    <w:p>
-      <w:pPr>
-        <w:ind w:firstLine="0"/>
-        <w:rPr>
-          <w:lang w:val="en-US"/>
-        </w:rPr>
-      </w:pPr>
-    </w:p>
-    <w:p>
-      <w:pPr>
-        <w:ind w:firstLine="0"/>
-        <w:rPr>
-          <w:lang w:val="en-US"/>
-        </w:rPr>
-      </w:pPr>
-    </w:p>
-    <w:p>
-      <w:pPr>
-        <w:ind w:firstLine="0"/>
-        <w:rPr>
-          <w:lang w:val="en-US"/>
-        </w:rPr>
-      </w:pPr>
-    </w:p>
-    <w:p>
-      <w:pPr>
-        <w:ind w:firstLine="0"/>
-        <w:rPr>
-          <w:lang w:val="en-US"/>
-        </w:rPr>
-      </w:pPr>
-    </w:p>
-    <w:p>
-      <w:pPr>
-        <w:ind w:firstLine="0"/>
-        <w:rPr>
-          <w:lang w:val="en-US"/>
-        </w:rPr>
-      </w:pPr>
-    </w:p>
-    <w:p>
-      <w:pPr>
-        <w:ind w:firstLine="0"/>
-        <w:rPr>
-          <w:lang w:val="en-US"/>
-        </w:rPr>
-      </w:pPr>
-    </w:p>
-    <w:p>
-      <w:pPr>
-        <w:ind w:firstLine="0"/>
-        <w:rPr>
-          <w:lang w:val="en-US"/>
-        </w:rPr>
-      </w:pPr>
-    </w:p>
-    <w:p>
-      <w:pPr>
-        <w:ind w:firstLine="0"/>
-        <w:rPr>
-          <w:lang w:val="en-US"/>
-        </w:rPr>
-      </w:pPr>
-    </w:p>
-    <w:p>
-      <w:pPr>
-        <w:ind w:firstLine="0"/>
-        <w:rPr>
-          <w:lang w:val="en-US"/>
-        </w:rPr>
-      </w:pPr>
-    </w:p>
-    <w:p>
-      <w:pPr>
-        <w:ind w:firstLine="0"/>
-        <w:rPr>
-          <w:lang w:val="en-US"/>
-        </w:rPr>
-      </w:pPr>
-      <w:r>
-        <w:rPr>
-          <w:lang w:val="en-US"/>
-        </w:rPr>
-        <w:lastRenderedPageBreak/>
-        <w:t xml:space="preserve">Damage Formula </w:t>
+        <w:t>Locked follower color: #5d5d5d</w:t>
       </w:r>
     </w:p>
     <w:p>
@@ -1069,19 +1080,7 @@
         <w:rPr>
           <w:lang w:val="en-US"/>
         </w:rPr>
-        <w:t>Enemy HP: (</w:t>
-      </w:r>
-      <w:r>
-        <w:rPr>
-          <w:lang w:val="en-US"/>
-        </w:rPr>
-        <w:t>player average + follower average) *</w:t>
-      </w:r>
-      <w:r>
-        <w:rPr>
-          <w:lang w:val="en-US"/>
-        </w:rPr>
-        <w:t xml:space="preserve"> rounds</w:t>
+        <w:t>Equipped follower color: #008000</w:t>
       </w:r>
     </w:p>
     <w:p>
@@ -1099,32 +1098,16 @@
         <w:rPr>
           <w:lang w:val="en-US"/>
         </w:rPr>
-        <w:t>The more damage, the less HP, by increments of about 15 %</w:t>
-      </w:r>
-    </w:p>
-    <w:p>
-      <w:pPr>
-        <w:pStyle w:val="Listenabsatz"/>
-        <w:numPr>
-          <w:ilvl w:val="0"/>
-          <w:numId w:val="1"/>
-        </w:numPr>
-        <w:rPr>
-          <w:lang w:val="en-US"/>
-        </w:rPr>
-      </w:pPr>
-      <w:r>
-        <w:rPr>
-          <w:lang w:val="en-US"/>
-        </w:rPr>
-        <w:t xml:space="preserve">Enemy damage: </w:t>
-      </w:r>
-      <w:r>
-        <w:rPr>
-          <w:lang w:val="en-US"/>
-        </w:rPr>
-        <w:t>15 – 25 % of target</w:t>
-      </w:r>
+        <w:t>Sprite to 700 with 10 border each</w:t>
+      </w:r>
+    </w:p>
+    <w:p>
+      <w:pPr>
+        <w:ind w:firstLine="0"/>
+        <w:rPr>
+          <w:lang w:val="en-US"/>
+        </w:rPr>
+      </w:pPr>
     </w:p>
     <w:sectPr>
       <w:pgSz w:w="11906" w:h="16838" w:code="9"/>
